--- a/AI_Agents_and_Advanced_Fine_Tuning_Bootcamp/Lab_Walkthroughs/Week_04_Lab_A_advanced_prompting_structured_outputs_and_refusal.docx
+++ b/AI_Agents_and_Advanced_Fine_Tuning_Bootcamp/Lab_Walkthroughs/Week_04_Lab_A_advanced_prompting_structured_outputs_and_refusal.docx
@@ -96,7 +96,7 @@
           <w:color w:val="333333"/>
           <w:sz w:val="22"/>
         </w:rPr>
-        <w:t>Cluster workspace from week 1 plus week-specific deps in the requirements.txt that ships with this lab.</w:t>
+        <w:t>Any LLM API key; eval set of 200 labeled tickets in data/tickets.jsonl.</w:t>
       </w:r>
     </w:p>
     <w:p>
@@ -118,7 +118,7 @@
           <w:color w:val="333333"/>
           <w:sz w:val="22"/>
         </w:rPr>
-        <w:t>Concept list available in the class notes for this week.</w:t>
+        <w:t>Structured output via JSON schema, not regex on prose</w:t>
       </w:r>
     </w:p>
     <w:p>
@@ -130,7 +130,19 @@
           <w:color w:val="333333"/>
           <w:sz w:val="22"/>
         </w:rPr>
-        <w:t>Lab guide TA reviews the concepts in the first 15 minutes.</w:t>
+        <w:t>Explicit refusal class beats forced choice</w:t>
+      </w:r>
+    </w:p>
+    <w:p>
+      <w:pPr>
+        <w:pStyle w:val="ListBullet"/>
+      </w:pPr>
+      <w:r>
+        <w:rPr>
+          <w:color w:val="333333"/>
+          <w:sz w:val="22"/>
+        </w:rPr>
+        <w:t>Confusion matrix as the prompt-quality metric</w:t>
       </w:r>
     </w:p>
     <w:p>
@@ -211,7 +223,176 @@
           <w:color w:val="101010"/>
           <w:sz w:val="18"/>
         </w:rPr>
-        <w:t># Starter code is in the lab repo: see lab_starter.py.</w:t>
+        <w:t>SCHEMA = {</w:t>
+      </w:r>
+    </w:p>
+    <w:p>
+      <w:pPr>
+        <w:spacing w:after="0" w:before="0"/>
+      </w:pPr>
+      <w:r>
+        <w:rPr>
+          <w:rFonts w:ascii="Consolas" w:hAnsi="Consolas"/>
+          <w:color w:val="101010"/>
+          <w:sz w:val="18"/>
+        </w:rPr>
+        <w:t xml:space="preserve">  'type': 'object',</w:t>
+      </w:r>
+    </w:p>
+    <w:p>
+      <w:pPr>
+        <w:spacing w:after="0" w:before="0"/>
+      </w:pPr>
+      <w:r>
+        <w:rPr>
+          <w:rFonts w:ascii="Consolas" w:hAnsi="Consolas"/>
+          <w:color w:val="101010"/>
+          <w:sz w:val="18"/>
+        </w:rPr>
+        <w:t xml:space="preserve">  'properties': {</w:t>
+      </w:r>
+    </w:p>
+    <w:p>
+      <w:pPr>
+        <w:spacing w:after="0" w:before="0"/>
+      </w:pPr>
+      <w:r>
+        <w:rPr>
+          <w:rFonts w:ascii="Consolas" w:hAnsi="Consolas"/>
+          <w:color w:val="101010"/>
+          <w:sz w:val="18"/>
+        </w:rPr>
+        <w:t xml:space="preserve">    'category': {'enum': ['billing', 'auth', 'bug', 'feature',</w:t>
+      </w:r>
+    </w:p>
+    <w:p>
+      <w:pPr>
+        <w:spacing w:after="0" w:before="0"/>
+      </w:pPr>
+      <w:r>
+        <w:rPr>
+          <w:rFonts w:ascii="Consolas" w:hAnsi="Consolas"/>
+          <w:color w:val="101010"/>
+          <w:sz w:val="18"/>
+        </w:rPr>
+        <w:t xml:space="preserve">                          'abuse', 'refund', 'outage', 'none_of_the_above']},</w:t>
+      </w:r>
+    </w:p>
+    <w:p>
+      <w:pPr>
+        <w:spacing w:after="0" w:before="0"/>
+      </w:pPr>
+      <w:r>
+        <w:rPr>
+          <w:rFonts w:ascii="Consolas" w:hAnsi="Consolas"/>
+          <w:color w:val="101010"/>
+          <w:sz w:val="18"/>
+        </w:rPr>
+        <w:t xml:space="preserve">    'confidence': {'type': 'number', 'minimum': 0, 'maximum': 1},</w:t>
+      </w:r>
+    </w:p>
+    <w:p>
+      <w:pPr>
+        <w:spacing w:after="0" w:before="0"/>
+      </w:pPr>
+      <w:r>
+        <w:rPr>
+          <w:rFonts w:ascii="Consolas" w:hAnsi="Consolas"/>
+          <w:color w:val="101010"/>
+          <w:sz w:val="18"/>
+        </w:rPr>
+        <w:t xml:space="preserve">    'rationale': {'type': 'string', 'maxLength': 200}},</w:t>
+      </w:r>
+    </w:p>
+    <w:p>
+      <w:pPr>
+        <w:spacing w:after="0" w:before="0"/>
+      </w:pPr>
+      <w:r>
+        <w:rPr>
+          <w:rFonts w:ascii="Consolas" w:hAnsi="Consolas"/>
+          <w:color w:val="101010"/>
+          <w:sz w:val="18"/>
+        </w:rPr>
+        <w:t xml:space="preserve">  'required': ['category', 'confidence', 'rationale']}</w:t>
+      </w:r>
+    </w:p>
+    <w:p>
+      <w:pPr>
+        <w:spacing w:after="0" w:before="0"/>
+      </w:pPr>
+      <w:r>
+        <w:rPr>
+          <w:rFonts w:ascii="Consolas" w:hAnsi="Consolas"/>
+          <w:color w:val="101010"/>
+          <w:sz w:val="18"/>
+        </w:rPr>
+        <w:t xml:space="preserve"> </w:t>
+      </w:r>
+    </w:p>
+    <w:p>
+      <w:pPr>
+        <w:spacing w:after="0" w:before="0"/>
+      </w:pPr>
+      <w:r>
+        <w:rPr>
+          <w:rFonts w:ascii="Consolas" w:hAnsi="Consolas"/>
+          <w:color w:val="101010"/>
+          <w:sz w:val="18"/>
+        </w:rPr>
+        <w:t>PROMPT = (</w:t>
+      </w:r>
+    </w:p>
+    <w:p>
+      <w:pPr>
+        <w:spacing w:after="0" w:before="0"/>
+      </w:pPr>
+      <w:r>
+        <w:rPr>
+          <w:rFonts w:ascii="Consolas" w:hAnsi="Consolas"/>
+          <w:color w:val="101010"/>
+          <w:sz w:val="18"/>
+        </w:rPr>
+        <w:t xml:space="preserve">  'Classify the support ticket into exactly one category. '</w:t>
+      </w:r>
+    </w:p>
+    <w:p>
+      <w:pPr>
+        <w:spacing w:after="0" w:before="0"/>
+      </w:pPr>
+      <w:r>
+        <w:rPr>
+          <w:rFonts w:ascii="Consolas" w:hAnsi="Consolas"/>
+          <w:color w:val="101010"/>
+          <w:sz w:val="18"/>
+        </w:rPr>
+        <w:t xml:space="preserve">  'If no category fits with confidence &gt;= 0.6, use none_of_the_above. '</w:t>
+      </w:r>
+    </w:p>
+    <w:p>
+      <w:pPr>
+        <w:spacing w:after="0" w:before="0"/>
+      </w:pPr>
+      <w:r>
+        <w:rPr>
+          <w:rFonts w:ascii="Consolas" w:hAnsi="Consolas"/>
+          <w:color w:val="101010"/>
+          <w:sz w:val="18"/>
+        </w:rPr>
+        <w:t xml:space="preserve">  'Ticket: {ticket}')</w:t>
+      </w:r>
+    </w:p>
+    <w:p>
+      <w:pPr>
+        <w:spacing w:after="0" w:before="0"/>
+      </w:pPr>
+      <w:r>
+        <w:rPr>
+          <w:rFonts w:ascii="Consolas" w:hAnsi="Consolas"/>
+          <w:color w:val="101010"/>
+          <w:sz w:val="18"/>
+        </w:rPr>
+        <w:t xml:space="preserve"> </w:t>
       </w:r>
     </w:p>
     <w:p>
@@ -233,7 +414,7 @@
           <w:color w:val="333333"/>
           <w:sz w:val="22"/>
         </w:rPr>
-        <w:t>all deliverables present in the submission folder</w:t>
+        <w:t>100 percent of responses parse against the schema</w:t>
       </w:r>
     </w:p>
     <w:p>
@@ -245,7 +426,7 @@
           <w:color w:val="333333"/>
           <w:sz w:val="22"/>
         </w:rPr>
-        <w:t>code runs end-to-end without modification</w:t>
+        <w:t>macro-F1 &gt;= 0.80 on the 7 real categories</w:t>
       </w:r>
     </w:p>
     <w:p>
@@ -257,7 +438,19 @@
           <w:color w:val="333333"/>
           <w:sz w:val="22"/>
         </w:rPr>
-        <w:t>results match the expected ranges in the rubric</w:t>
+        <w:t>at least 80 percent of the seeded out-of-scope tickets land in none_of_the_above</w:t>
+      </w:r>
+    </w:p>
+    <w:p>
+      <w:pPr>
+        <w:pStyle w:val="ListBullet"/>
+      </w:pPr>
+      <w:r>
+        <w:rPr>
+          <w:color w:val="333333"/>
+          <w:sz w:val="22"/>
+        </w:rPr>
+        <w:t>rationales reference ticket text, not category definitions</w:t>
       </w:r>
     </w:p>
     <w:p>
